--- a/Resultados prueba app analizador ayudas/Expediente_Analizador_Ayudas.docx
+++ b/Resultados prueba app analizador ayudas/Expediente_Analizador_Ayudas.docx
@@ -128,7 +128,7 @@
                 <w:sz w:val="18"/>
                 <w:szCs w:val="18"/>
               </w:rPr>
-              <w:t xml:space="preserve">EXP-IA-2026-6752</w:t>
+              <w:t xml:space="preserve">EXP-IA-2026-8128</w:t>
             </w:r>
           </w:p>
         </w:tc>
@@ -3030,7 +3030,7 @@
           <w:sz w:val="20"/>
           <w:szCs w:val="20"/>
         </w:rPr>
-        <w:t xml:space="preserve">Fecha de generación: 2026-10-07T17:58:08.787Z</w:t>
+        <w:t xml:space="preserve">Fecha de generación: 2026-10-07T18:03:44.439Z</w:t>
       </w:r>
     </w:p>
     <w:p>

--- a/Resultados prueba app analizador ayudas/Expediente_Analizador_Ayudas.docx
+++ b/Resultados prueba app analizador ayudas/Expediente_Analizador_Ayudas.docx
@@ -128,7 +128,7 @@
                 <w:sz w:val="18"/>
                 <w:szCs w:val="18"/>
               </w:rPr>
-              <w:t xml:space="preserve">EXP-IA-2026-8128</w:t>
+              <w:t xml:space="preserve">EXP-IA-2026-9880</w:t>
             </w:r>
           </w:p>
         </w:tc>
@@ -568,7 +568,7 @@
         <w:spacing w:after="200"/>
       </w:pPr>
       <w:r>
-        <w:t xml:space="preserve">Diagnóstico preliminar para "Analizador de convocatorias de ayudas y subvenciones": según lo declarado, el sistema se clasifica como Riesgo de Transparencia (Riesgo Limitado - Art. 50 RIA). Quedan 17 requisitos sin acreditar. Categoría ENS: BASICA. Las conclusiones se basan en la entrevista y en la documentación aportada; requieren la validación del órgano competente, del Responsable de Seguridad y del Delegado de Protección de Datos.</w:t>
+        <w:t xml:space="preserve">Diagnóstico preliminar para "Analizador de convocatorias de ayudas y subvenciones": según lo declarado, el sistema se clasifica como Riesgo de Transparencia (Riesgo Limitado - Art. 50 RIA). Quedan 17 requisitos por validar (los acredita una persona con evidencia). Categoría ENS: BASICA. Las conclusiones se basan en la entrevista y en la documentación aportada; requieren la validación del órgano competente, del Responsable de Seguridad y del Delegado de Protección de Datos.</w:t>
       </w:r>
     </w:p>
     <w:tbl>
@@ -809,7 +809,7 @@
                 <w:sz w:val="15"/>
                 <w:szCs w:val="15"/>
               </w:rPr>
-              <w:t xml:space="preserve">11 requisitos sin acreditar</w:t>
+              <w:t xml:space="preserve">11 requisitos por validar</w:t>
             </w:r>
           </w:p>
         </w:tc>
@@ -991,7 +991,7 @@
                 <w:sz w:val="15"/>
                 <w:szCs w:val="15"/>
               </w:rPr>
-              <w:t xml:space="preserve">3 requisitos sin acreditar</w:t>
+              <w:t xml:space="preserve">3 requisitos por validar</w:t>
             </w:r>
           </w:p>
         </w:tc>
@@ -1082,7 +1082,7 @@
                 <w:sz w:val="15"/>
                 <w:szCs w:val="15"/>
               </w:rPr>
-              <w:t xml:space="preserve">3 requisitos sin acreditar</w:t>
+              <w:t xml:space="preserve">3 requisitos por validar</w:t>
             </w:r>
           </w:p>
         </w:tc>
@@ -1103,7 +1103,7 @@
           <w:bCs/>
           <w:color w:val="D97706"/>
         </w:rPr>
-        <w:t xml:space="preserve">Conclusión preliminar: PENDIENTE DE VALIDACIÓN. 17 requisitos sin acreditar. Las conclusiones se basan en lo declarado y deben validarlas el órgano competente, el Responsable de Seguridad y el DPD.</w:t>
+        <w:t xml:space="preserve">Conclusión preliminar: PENDIENTE DE VALIDACIÓN HUMANA. 17 requisitos por validar: contestar la entrevista no los acredita; los acredita una persona registrando la validación con su evidencia. Las conclusiones se basan en lo declarado y deben validarlas el órgano competente, el Responsable de Seguridad y el DPD.</w:t>
       </w:r>
     </w:p>
     <w:p>
@@ -3030,7 +3030,7 @@
           <w:sz w:val="20"/>
           <w:szCs w:val="20"/>
         </w:rPr>
-        <w:t xml:space="preserve">Fecha de generación: 2026-10-07T18:03:44.439Z</w:t>
+        <w:t xml:space="preserve">Fecha de generación: 2026-10-07T21:26:37.415Z</w:t>
       </w:r>
     </w:p>
     <w:p>

--- a/Resultados prueba app analizador ayudas/Expediente_Analizador_Ayudas.docx
+++ b/Resultados prueba app analizador ayudas/Expediente_Analizador_Ayudas.docx
@@ -128,7 +128,7 @@
                 <w:sz w:val="18"/>
                 <w:szCs w:val="18"/>
               </w:rPr>
-              <w:t xml:space="preserve">EXP-IA-2026-9880</w:t>
+              <w:t xml:space="preserve">EXP-IA-2026-4401</w:t>
             </w:r>
           </w:p>
         </w:tc>
@@ -174,7 +174,7 @@
                 <w:sz w:val="18"/>
                 <w:szCs w:val="18"/>
               </w:rPr>
-              <w:t xml:space="preserve">7/10/2026</w:t>
+              <w:t xml:space="preserve">8/10/2026</w:t>
             </w:r>
           </w:p>
         </w:tc>
@@ -3030,7 +3030,7 @@
           <w:sz w:val="20"/>
           <w:szCs w:val="20"/>
         </w:rPr>
-        <w:t xml:space="preserve">Fecha de generación: 2026-10-07T21:26:37.415Z</w:t>
+        <w:t xml:space="preserve">Fecha de generación: 2026-10-07T23:04:28.335Z</w:t>
       </w:r>
     </w:p>
     <w:p>
@@ -3048,6 +3048,36 @@
           <w:szCs w:val="20"/>
         </w:rPr>
         <w:t xml:space="preserve">Asistencia de IA: No se usó ningún modelo de IA: el diagnóstico procede solo del motor determinista.</w:t>
+      </w:r>
+    </w:p>
+    <w:p>
+      <w:pPr>
+        <w:spacing w:after="100" w:before="200"/>
+      </w:pPr>
+      <w:r>
+        <w:rPr>
+          <w:b/>
+          <w:bCs/>
+          <w:color w:val="1E3A8A"/>
+        </w:rPr>
+        <w:t xml:space="preserve">Origen de las respuestas</w:t>
+      </w:r>
+    </w:p>
+    <w:p>
+      <w:pPr>
+        <w:pStyle w:val="ListParagraph"/>
+        <w:numPr>
+          <w:ilvl w:val="0"/>
+          <w:numId w:val="1"/>
+        </w:numPr>
+        <w:spacing w:after="80"/>
+      </w:pPr>
+      <w:r>
+        <w:rPr>
+          <w:sz w:val="20"/>
+          <w:szCs w:val="20"/>
+        </w:rPr>
+        <w:t xml:space="preserve">Todas las respuestas las introdujo la persona usuaria.</w:t>
       </w:r>
     </w:p>
     <w:p>

--- a/Resultados prueba app analizador ayudas/Expediente_Analizador_Ayudas.docx
+++ b/Resultados prueba app analizador ayudas/Expediente_Analizador_Ayudas.docx
@@ -128,7 +128,7 @@
                 <w:sz w:val="18"/>
                 <w:szCs w:val="18"/>
               </w:rPr>
-              <w:t xml:space="preserve">EXP-IA-2026-4401</w:t>
+              <w:t xml:space="preserve">EXP-IA-2026-9937</w:t>
             </w:r>
           </w:p>
         </w:tc>
@@ -174,7 +174,7 @@
                 <w:sz w:val="18"/>
                 <w:szCs w:val="18"/>
               </w:rPr>
-              <w:t xml:space="preserve">8/10/2026</w:t>
+              <w:t xml:space="preserve">9/10/2026</w:t>
             </w:r>
           </w:p>
         </w:tc>
@@ -1299,7 +1299,7 @@
         <w:t xml:space="preserve">Datos de Entrada / Contexto Técnico: </w:t>
       </w:r>
       <w:r>
-        <w:t xml:space="preserve">Arquitectura web y APIs de inferencia LLM.</w:t>
+        <w:t xml:space="preserve">@google/genai, @radix-ui/react-dialog, @radix-ui/react-slot, @radix-ui/react-tabs, clsx, docx, file-saver, lucide-react, mammoth, marked, pdfjs-dist, react, react-dom, react-markdown, remark-gfm, tailwind-merge</w:t>
       </w:r>
     </w:p>
     <w:p>
@@ -1732,7 +1732,7 @@
           <w:sz w:val="18"/>
           <w:szCs w:val="18"/>
         </w:rPr>
-        <w:t xml:space="preserve">Uso de IA: «s una solucion de software asistido por inteligencia artificial disenada exclusivamente para prestar **» · Ámbito empleo: «ntajes de cofinanciacion y criterios de baremacion. --- ## 2. arquitectura de modelos e» · Ámbito biometria: «liacion sindical, origen racial o datos biometricos. - **prohibicion de datos personales id»</w:t>
+        <w:t xml:space="preserve">Uso de IA: «style=for-the-badge&amp;logo=tailwindcss) ![gemini ai](https://img.shields.io/badge/google» · Ámbito empleo: «ntajes de cofinanciacion y criterios de baremacion. --- ## 2. arquitectura de modelos e» · Ámbito biometria: «liacion sindical, origen racial o datos biometricos. - **prohibicion de datos personales id»</w:t>
       </w:r>
       <w:r>
         <w:rPr>
@@ -3013,7 +3013,7 @@
           <w:sz w:val="20"/>
           <w:szCs w:val="20"/>
         </w:rPr>
-        <w:t xml:space="preserve">Huella SHA-256 de las entradas (ingesta y entrevista): 3d6105e3026971d946f76d1c0582482abce4138a29022a5712863389623e1513 (permite comprobar que dos documentos parten de las mismas entradas; no acredita la integridad del documento)</w:t>
+        <w:t xml:space="preserve">Huella SHA-256 de las entradas (ingesta y entrevista): 934183224ab0851f8aedc0729e73eea956c9d882c8b76c9a8ce662117b0a9086 (permite comprobar que dos documentos parten de las mismas entradas; no acredita la integridad del documento)</w:t>
       </w:r>
     </w:p>
     <w:p>
@@ -3030,7 +3030,7 @@
           <w:sz w:val="20"/>
           <w:szCs w:val="20"/>
         </w:rPr>
-        <w:t xml:space="preserve">Fecha de generación: 2026-10-07T23:04:28.335Z</w:t>
+        <w:t xml:space="preserve">Fecha de generación: 2026-10-08T22:25:13.936Z</w:t>
       </w:r>
     </w:p>
     <w:p>

--- a/Resultados prueba app analizador ayudas/Expediente_Analizador_Ayudas.docx
+++ b/Resultados prueba app analizador ayudas/Expediente_Analizador_Ayudas.docx
@@ -128,7 +128,7 @@
                 <w:sz w:val="18"/>
                 <w:szCs w:val="18"/>
               </w:rPr>
-              <w:t xml:space="preserve">EXP-IA-2026-9937</w:t>
+              <w:t xml:space="preserve">EXP-IA-2026-8216</w:t>
             </w:r>
           </w:p>
         </w:tc>
@@ -174,7 +174,7 @@
                 <w:sz w:val="18"/>
                 <w:szCs w:val="18"/>
               </w:rPr>
-              <w:t xml:space="preserve">9/10/2026</w:t>
+              <w:t xml:space="preserve">10/10/2026</w:t>
             </w:r>
           </w:p>
         </w:tc>
@@ -517,7 +517,7 @@
                 <w:sz w:val="16"/>
                 <w:szCs w:val="16"/>
               </w:rPr>
-              <w:t xml:space="preserve">El presente informe técnico ha sido generado mediante una herramienta automatizada de diagnóstico (motor v2.1.0) a partir de lo declarado por el promotor. No es un acto administrativo ni acredita el cumplimiento: la calificación definitiva y la asunción de riesgos corresponden al órgano competente, con la revisión expresa del DPD y del Responsable de Seguridad.</w:t>
+              <w:t xml:space="preserve">El presente informe técnico ha sido generado mediante una herramienta automatizada de diagnóstico (motor v2.2.0) a partir de lo declarado por el promotor. No es un acto administrativo ni acredita el cumplimiento: la calificación definitiva y la asunción de riesgos corresponden al órgano competente, con la revisión expresa del DPD y del Responsable de Seguridad.</w:t>
             </w:r>
           </w:p>
         </w:tc>
@@ -2841,6 +2841,65 @@
           <w:b/>
           <w:bCs/>
         </w:rPr>
+        <w:t xml:space="preserve">Gestión y notificación de brechas de datos personales: </w:t>
+      </w:r>
+      <w:r>
+        <w:rPr>
+          <w:b/>
+          <w:bCs/>
+          <w:color w:val="64748B"/>
+        </w:rPr>
+        <w:t xml:space="preserve">No aplica</w:t>
+      </w:r>
+    </w:p>
+    <w:p>
+      <w:pPr>
+        <w:spacing w:after="40"/>
+      </w:pPr>
+      <w:r>
+        <w:rPr>
+          <w:color w:val="64748B"/>
+          <w:sz w:val="16"/>
+          <w:szCs w:val="16"/>
+        </w:rPr>
+        <w:t xml:space="preserve">RGPD (UE 2016/679) · Arts. 33 y 34 · Declaración del promotor</w:t>
+      </w:r>
+    </w:p>
+    <w:p>
+      <w:pPr>
+        <w:spacing w:after="40"/>
+      </w:pPr>
+      <w:r>
+        <w:rPr>
+          <w:sz w:val="19"/>
+          <w:szCs w:val="19"/>
+        </w:rPr>
+        <w:t xml:space="preserve">Declarado que no se tratan datos personales.</w:t>
+      </w:r>
+    </w:p>
+    <w:p>
+      <w:pPr>
+        <w:spacing w:after="80"/>
+      </w:pPr>
+      <w:r>
+        <w:rPr>
+          <w:i/>
+          <w:iCs/>
+          <w:sz w:val="19"/>
+          <w:szCs w:val="19"/>
+        </w:rPr>
+        <w:t xml:space="preserve">Acción: Prever cómo se detecta y documenta cualquier brecha (Art. 33.5) y quién la notifica a la AEPD sin dilación indebida y, de ser posible, en 72 horas (Art. 33.1), y a los interesados si entraña un alto riesgo (Art. 34). La AEPD ofrece las herramientas Asesora Brecha (notificación) y Comunica-Brecha RGPD (comunicación a los interesados).</w:t>
+      </w:r>
+    </w:p>
+    <w:p>
+      <w:pPr>
+        <w:spacing w:after="40" w:before="120"/>
+      </w:pPr>
+      <w:r>
+        <w:rPr>
+          <w:b/>
+          <w:bCs/>
+        </w:rPr>
         <w:t xml:space="preserve">Actuación administrativa automatizada: </w:t>
       </w:r>
       <w:r>
@@ -2996,7 +3055,7 @@
           <w:sz w:val="20"/>
           <w:szCs w:val="20"/>
         </w:rPr>
-        <w:t xml:space="preserve">Versión del motor: 2.1.0</w:t>
+        <w:t xml:space="preserve">Versión del motor: 2.2.0</w:t>
       </w:r>
     </w:p>
     <w:p>
@@ -3013,7 +3072,7 @@
           <w:sz w:val="20"/>
           <w:szCs w:val="20"/>
         </w:rPr>
-        <w:t xml:space="preserve">Huella SHA-256 de las entradas (ingesta y entrevista): 934183224ab0851f8aedc0729e73eea956c9d882c8b76c9a8ce662117b0a9086 (permite comprobar que dos documentos parten de las mismas entradas; no acredita la integridad del documento)</w:t>
+        <w:t xml:space="preserve">Huella SHA-256 de las entradas (ingesta y entrevista): 9946c3ccaa73efe9852243faa63be73ea19e337804637ea595bfbff952ac1fd8 (permite comprobar que dos documentos parten de las mismas entradas; no acredita la integridad del documento)</w:t>
       </w:r>
     </w:p>
     <w:p>
@@ -3030,7 +3089,7 @@
           <w:sz w:val="20"/>
           <w:szCs w:val="20"/>
         </w:rPr>
-        <w:t xml:space="preserve">Fecha de generación: 2026-10-08T22:25:13.936Z</w:t>
+        <w:t xml:space="preserve">Fecha de generación: 2026-10-10T11:56:46.147Z</w:t>
       </w:r>
     </w:p>
     <w:p>

--- a/Resultados prueba app analizador ayudas/Expediente_Analizador_Ayudas.docx
+++ b/Resultados prueba app analizador ayudas/Expediente_Analizador_Ayudas.docx
@@ -128,7 +128,7 @@
                 <w:sz w:val="18"/>
                 <w:szCs w:val="18"/>
               </w:rPr>
-              <w:t xml:space="preserve">EXP-IA-2026-8216</w:t>
+              <w:t xml:space="preserve">EXP-IA-2026-8896</w:t>
             </w:r>
           </w:p>
         </w:tc>
@@ -1732,7 +1732,7 @@
           <w:sz w:val="18"/>
           <w:szCs w:val="18"/>
         </w:rPr>
-        <w:t xml:space="preserve">Uso de IA: «style=for-the-badge&amp;logo=tailwindcss) ![gemini ai](https://img.shields.io/badge/google» · Ámbito empleo: «ntajes de cofinanciacion y criterios de baremacion. --- ## 2. arquitectura de modelos e» · Ámbito biometria: «liacion sindical, origen racial o datos biometricos. - **prohibicion de datos personales id»</w:t>
+        <w:t xml:space="preserve">Uso de IA: «style=for-the-badge&amp;logo=tailwindcss) ![gemini ai](https://img.shields.io/badge/google»</w:t>
       </w:r>
       <w:r>
         <w:rPr>
@@ -2416,7 +2416,7 @@
           <w:sz w:val="19"/>
           <w:szCs w:val="19"/>
         </w:rPr>
-        <w:t xml:space="preserve">Acción: Implantar el aviso de interacción con IA y el marcado del contenido generado, y conservar evidencia de su implantación.</w:t>
+        <w:t xml:space="preserve">Acción: Informar a las personas de que interactúan con un sistema de IA (Art. 50.1). Marcar el contenido generado en un formato legible por máquina (Art. 50.2). Corresponde al proveedor del sistema, salvo que solo apoye la edición estándar o no altere sustancialmente los datos de entrada. Conservar evidencia de lo implantado.</w:t>
       </w:r>
     </w:p>
     <w:p>
@@ -3072,7 +3072,7 @@
           <w:sz w:val="20"/>
           <w:szCs w:val="20"/>
         </w:rPr>
-        <w:t xml:space="preserve">Huella SHA-256 de las entradas (ingesta y entrevista): 9946c3ccaa73efe9852243faa63be73ea19e337804637ea595bfbff952ac1fd8 (permite comprobar que dos documentos parten de las mismas entradas; no acredita la integridad del documento)</w:t>
+        <w:t xml:space="preserve">Huella SHA-256 de las entradas (ingesta y entrevista): fc2c898c889a7a24de61cbf28baaf43afa735fa1ec9935e992aa2bd179d8a487 (permite comprobar que dos documentos parten de las mismas entradas; no acredita la integridad del documento)</w:t>
       </w:r>
     </w:p>
     <w:p>
@@ -3089,7 +3089,7 @@
           <w:sz w:val="20"/>
           <w:szCs w:val="20"/>
         </w:rPr>
-        <w:t xml:space="preserve">Fecha de generación: 2026-10-10T11:56:46.147Z</w:t>
+        <w:t xml:space="preserve">Fecha de generación: 2026-10-10T12:01:43.960Z</w:t>
       </w:r>
     </w:p>
     <w:p>

--- a/Resultados prueba app analizador ayudas/Expediente_Analizador_Ayudas.docx
+++ b/Resultados prueba app analizador ayudas/Expediente_Analizador_Ayudas.docx
@@ -128,7 +128,7 @@
                 <w:sz w:val="18"/>
                 <w:szCs w:val="18"/>
               </w:rPr>
-              <w:t xml:space="preserve">EXP-IA-2026-8896</w:t>
+              <w:t xml:space="preserve">EXP-IA-2026-2277</w:t>
             </w:r>
           </w:p>
         </w:tc>
@@ -3089,7 +3089,7 @@
           <w:sz w:val="20"/>
           <w:szCs w:val="20"/>
         </w:rPr>
-        <w:t xml:space="preserve">Fecha de generación: 2026-10-10T12:01:43.960Z</w:t>
+        <w:t xml:space="preserve">Fecha de generación: 2026-10-10T12:38:01.351Z</w:t>
       </w:r>
     </w:p>
     <w:p>

--- a/Resultados prueba app analizador ayudas/Expediente_Analizador_Ayudas.docx
+++ b/Resultados prueba app analizador ayudas/Expediente_Analizador_Ayudas.docx
@@ -128,7 +128,7 @@
                 <w:sz w:val="18"/>
                 <w:szCs w:val="18"/>
               </w:rPr>
-              <w:t xml:space="preserve">EXP-IA-2026-2277</w:t>
+              <w:t xml:space="preserve">EXP-IA-2026-1638</w:t>
             </w:r>
           </w:p>
         </w:tc>
@@ -3089,7 +3089,7 @@
           <w:sz w:val="20"/>
           <w:szCs w:val="20"/>
         </w:rPr>
-        <w:t xml:space="preserve">Fecha de generación: 2026-10-10T12:38:01.351Z</w:t>
+        <w:t xml:space="preserve">Fecha de generación: 2026-10-10T19:40:50.361Z</w:t>
       </w:r>
     </w:p>
     <w:p>

--- a/Resultados prueba app analizador ayudas/Expediente_Analizador_Ayudas.docx
+++ b/Resultados prueba app analizador ayudas/Expediente_Analizador_Ayudas.docx
@@ -128,7 +128,7 @@
                 <w:sz w:val="18"/>
                 <w:szCs w:val="18"/>
               </w:rPr>
-              <w:t xml:space="preserve">EXP-IA-2026-1638</w:t>
+              <w:t xml:space="preserve">EXP-IA-2026-8438</w:t>
             </w:r>
           </w:p>
         </w:tc>
@@ -174,7 +174,7 @@
                 <w:sz w:val="18"/>
                 <w:szCs w:val="18"/>
               </w:rPr>
-              <w:t xml:space="preserve">10/10/2026</w:t>
+              <w:t xml:space="preserve">13/10/2026</w:t>
             </w:r>
           </w:p>
         </w:tc>
@@ -3072,7 +3072,7 @@
           <w:sz w:val="20"/>
           <w:szCs w:val="20"/>
         </w:rPr>
-        <w:t xml:space="preserve">Huella SHA-256 de las entradas (ingesta y entrevista): fc2c898c889a7a24de61cbf28baaf43afa735fa1ec9935e992aa2bd179d8a487 (permite comprobar que dos documentos parten de las mismas entradas; no acredita la integridad del documento)</w:t>
+        <w:t xml:space="preserve">Huella SHA-256 de las entradas (ingesta y entrevista): 04903c48a09f2e6353302efe771b7400a1dfffaf075f3357d4a32c8618875f17 (permite comprobar que dos documentos parten de las mismas entradas; no acredita la integridad del documento)</w:t>
       </w:r>
     </w:p>
     <w:p>
@@ -3089,7 +3089,7 @@
           <w:sz w:val="20"/>
           <w:szCs w:val="20"/>
         </w:rPr>
-        <w:t xml:space="preserve">Fecha de generación: 2026-10-10T19:40:50.361Z</w:t>
+        <w:t xml:space="preserve">Fecha de generación: 2026-10-12T23:22:50.441Z</w:t>
       </w:r>
     </w:p>
     <w:p>

--- a/Resultados prueba app analizador ayudas/Expediente_Analizador_Ayudas.docx
+++ b/Resultados prueba app analizador ayudas/Expediente_Analizador_Ayudas.docx
@@ -128,7 +128,7 @@
                 <w:sz w:val="18"/>
                 <w:szCs w:val="18"/>
               </w:rPr>
-              <w:t xml:space="preserve">EXP-IA-2026-8438</w:t>
+              <w:t xml:space="preserve">EXP-IA-2026-3442</w:t>
             </w:r>
           </w:p>
         </w:tc>
@@ -568,7 +568,7 @@
         <w:spacing w:after="200"/>
       </w:pPr>
       <w:r>
-        <w:t xml:space="preserve">Diagnóstico preliminar para "Analizador de convocatorias de ayudas y subvenciones": según lo declarado, el sistema se clasifica como Riesgo de Transparencia (Riesgo Limitado - Art. 50 RIA). Quedan 17 requisitos por validar (los acredita una persona con evidencia). Categoría ENS: BASICA. Las conclusiones se basan en la entrevista y en la documentación aportada; requieren la validación del órgano competente, del Responsable de Seguridad y del Delegado de Protección de Datos.</w:t>
+        <w:t xml:space="preserve">Diagnóstico preliminar para "Analizador de convocatorias de ayudas y subvenciones": según lo declarado, el sistema se clasifica como Riesgo de Transparencia (Riesgo Limitado - Art. 50 RIA). Faltan 6 respuestas de la entrevista. Quedan 17 requisitos por validar (los acredita una persona con evidencia). Categoría ENS orientativa: BASICA. Las conclusiones se basan en la entrevista y en la documentación aportada; requieren la validación del órgano competente, del Responsable de Seguridad y del Delegado de Protección de Datos.</w:t>
       </w:r>
     </w:p>
     <w:tbl>
@@ -1103,7 +1103,7 @@
           <w:bCs/>
           <w:color w:val="D97706"/>
         </w:rPr>
-        <w:t xml:space="preserve">Conclusión preliminar: PENDIENTE DE VALIDACIÓN HUMANA. 17 requisitos por validar: contestar la entrevista no los acredita; los acredita una persona registrando la validación con su evidencia. Las conclusiones se basan en lo declarado y deben validarlas el órgano competente, el Responsable de Seguridad y el DPD.</w:t>
+        <w:t xml:space="preserve">Conclusión preliminar: FALTAN RESPUESTAS Y VALIDACIÓN HUMANA. Quedan 6 respuestas pendientes en la entrevista. 17 requisitos por validar: contestar la entrevista no los acredita; los acredita una persona registrando la validación con su evidencia. Las conclusiones se basan en lo declarado y deben validarlas el órgano competente, el Responsable de Seguridad y el DPD.</w:t>
       </w:r>
     </w:p>
     <w:p>
@@ -1133,20 +1133,7 @@
           <w:sz w:val="20"/>
           <w:szCs w:val="20"/>
         </w:rPr>
-        <w:t xml:space="preserve">Alojamiento declarado y documentación discrepantes: se declara que el modelo se ejecuta en servidores propios, pero la documentación cita servicios en la nube (Google Gemini). Debe comprobarse qué proveedor procesa realmente los datos antes de aplicar las conclusiones sobre transferencias y ENS.</w:t>
-      </w:r>
-    </w:p>
-    <w:p>
-      <w:pPr>
-        <w:spacing w:after="100" w:before="200"/>
-      </w:pPr>
-      <w:r>
-        <w:rPr>
-          <w:b/>
-          <w:bCs/>
-          <w:color w:val="1E3A8A"/>
-        </w:rPr>
-        <w:t xml:space="preserve">Recomendaciones</w:t>
+        <w:t xml:space="preserve">Inexistencia de Registro de Trazabilidad: impide auditar sesgos, verificar respuestas erróneas o atender reclamaciones y requerimientos ([op.exp.8] ENS).</w:t>
       </w:r>
     </w:p>
     <w:p>
@@ -1163,7 +1150,20 @@
           <w:sz w:val="20"/>
           <w:szCs w:val="20"/>
         </w:rPr>
-        <w:t xml:space="preserve">Implantar los avisos de transparencia (banner y pie de página) del Art. 50 del RIA.</w:t>
+        <w:t xml:space="preserve">Alojamiento declarado y documentación discrepantes: se declara que el modelo se ejecuta en servidores propios, pero la documentación cita servicios en la nube (Google Gemini). Debe comprobarse qué proveedor procesa realmente los datos antes de aplicar las conclusiones sobre transferencias y ENS.</w:t>
+      </w:r>
+    </w:p>
+    <w:p>
+      <w:pPr>
+        <w:spacing w:after="100" w:before="200"/>
+      </w:pPr>
+      <w:r>
+        <w:rPr>
+          <w:b/>
+          <w:bCs/>
+          <w:color w:val="1E3A8A"/>
+        </w:rPr>
+        <w:t xml:space="preserve">Recomendaciones</w:t>
       </w:r>
     </w:p>
     <w:p>
@@ -1180,7 +1180,7 @@
           <w:sz w:val="20"/>
           <w:szCs w:val="20"/>
         </w:rPr>
-        <w:t xml:space="preserve">Asegurar que las credenciales no viajen al navegador; priorizar modelos locales (Ollama/vLLM) en servidores corporativos.</w:t>
+        <w:t xml:space="preserve">Implantar los avisos de transparencia (banner y pie de página) del Art. 50 del RIA.</w:t>
       </w:r>
     </w:p>
     <w:p>
@@ -1197,7 +1197,7 @@
           <w:sz w:val="20"/>
           <w:szCs w:val="20"/>
         </w:rPr>
-        <w:t xml:space="preserve">Someter el expediente técnico a la revisión del Delegado de Protección de Datos (DPD) y del Responsable de Seguridad del ENS.</w:t>
+        <w:t xml:space="preserve">Asegurar que las credenciales no viajen al navegador; priorizar modelos locales (Ollama/vLLM) en servidores corporativos.</w:t>
       </w:r>
     </w:p>
     <w:p>
@@ -1214,6 +1214,23 @@
           <w:sz w:val="20"/>
           <w:szCs w:val="20"/>
         </w:rPr>
+        <w:t xml:space="preserve">Someter el expediente técnico a la revisión del Delegado de Protección de Datos (DPD) y del Responsable de Seguridad del ENS.</w:t>
+      </w:r>
+    </w:p>
+    <w:p>
+      <w:pPr>
+        <w:pStyle w:val="ListParagraph"/>
+        <w:numPr>
+          <w:ilvl w:val="0"/>
+          <w:numId w:val="1"/>
+        </w:numPr>
+        <w:spacing w:after="80"/>
+      </w:pPr>
+      <w:r>
+        <w:rPr>
+          <w:sz w:val="20"/>
+          <w:szCs w:val="20"/>
+        </w:rPr>
         <w:t xml:space="preserve">Se ha aportado un AGENTS.md: sus directivas son declaraciones del promotor y deben contrastarse con el comportamiento real del sistema.</w:t>
       </w:r>
     </w:p>
@@ -1988,7 +2005,7 @@
           <w:sz w:val="18"/>
           <w:szCs w:val="18"/>
         </w:rPr>
-        <w:t xml:space="preserve">Interacción: Sí · Contenido sintético: Sí</w:t>
+        <w:t xml:space="preserve">Interacción: No · Contenido sintético: Sí</w:t>
       </w:r>
       <w:r>
         <w:rPr>
@@ -2195,7 +2212,7 @@
         <w:t xml:space="preserve">Categoría ENS orientativa: BASICA. </w:t>
       </w:r>
       <w:r>
-        <w:t xml:space="preserve">Categoría según el nivel más alto de las dimensiones valoradas (C: bajo, I: bajo, T: bajo, A: bajo, D: bajo), conforme al Anexo I del RD 311/2022.</w:t>
+        <w:t xml:space="preserve">Categoría orientativa: no se ha valorado ninguna dimensión de seguridad. Se estima a partir de otras respuestas y debe sustituirse por la valoración del Anexo I del RD 311/2022.</w:t>
       </w:r>
     </w:p>
     <w:p>
@@ -2224,7 +2241,7 @@
           <w:sz w:val="20"/>
           <w:szCs w:val="20"/>
         </w:rPr>
-        <w:t xml:space="preserve">Arts. 40 y 41; Anexo I — DECLARADO (sin verificar): Categoría según el nivel más alto de las dimensiones valoradas (C: bajo, I: bajo, T: bajo, A: bajo, D: bajo), conforme al Anexo I del RD 311/2022.</w:t>
+        <w:t xml:space="preserve">Arts. 40 y 41; Anexo I — PENDIENTE: Categoría orientativa: no se ha valorado ninguna dimensión de seguridad. Se estima a partir de otras respuestas y debe sustituirse por la valoración del Anexo I del RD 311/2022.</w:t>
       </w:r>
     </w:p>
     <w:p>
@@ -2258,7 +2275,7 @@
           <w:sz w:val="20"/>
           <w:szCs w:val="20"/>
         </w:rPr>
-        <w:t xml:space="preserve">[op.exp.8] Registro de la actividad; Art. 12 RIA (alto riesgo) — DECLARADO (sin verificar): Declarado registro de actividad con conservación de 24 meses. No se ha comprobado su existencia ni su contenido.</w:t>
+        <w:t xml:space="preserve">[op.exp.8] Registro de la actividad; Art. 12 RIA (alto riesgo) — PENDIENTE: Declarado que no existe registro de actividad.</w:t>
       </w:r>
     </w:p>
     <w:p>
@@ -2416,7 +2433,7 @@
           <w:sz w:val="19"/>
           <w:szCs w:val="19"/>
         </w:rPr>
-        <w:t xml:space="preserve">Acción: Informar a las personas de que interactúan con un sistema de IA (Art. 50.1). Marcar el contenido generado en un formato legible por máquina (Art. 50.2). Corresponde al proveedor del sistema, salvo que solo apoye la edición estándar o no altere sustancialmente los datos de entrada. Conservar evidencia de lo implantado.</w:t>
+        <w:t xml:space="preserve">Acción: Marcar el contenido generado en un formato legible por máquina (Art. 50.2). Corresponde al proveedor del sistema, salvo que solo apoye la edición estándar o no altere sustancialmente los datos de entrada. Conservar evidencia de lo implantado.</w:t>
       </w:r>
     </w:p>
     <w:p>
@@ -2493,9 +2510,9 @@
         <w:rPr>
           <w:b/>
           <w:bCs/>
-          <w:color w:val="2563EB"/>
-        </w:rPr>
-        <w:t xml:space="preserve">DECLARADO (sin verificar)</w:t>
+          <w:color w:val="D97706"/>
+        </w:rPr>
+        <w:t xml:space="preserve">PENDIENTE</w:t>
       </w:r>
     </w:p>
     <w:p>
@@ -2520,7 +2537,7 @@
           <w:sz w:val="19"/>
           <w:szCs w:val="19"/>
         </w:rPr>
-        <w:t xml:space="preserve">Categoría según el nivel más alto de las dimensiones valoradas (C: bajo, I: bajo, T: bajo, A: bajo, D: bajo), conforme al Anexo I del RD 311/2022.</w:t>
+        <w:t xml:space="preserve">Categoría orientativa: no se ha valorado ninguna dimensión de seguridad. Se estima a partir de otras respuestas y debe sustituirse por la valoración del Anexo I del RD 311/2022.</w:t>
       </w:r>
     </w:p>
     <w:p>
@@ -2534,7 +2551,7 @@
           <w:sz w:val="19"/>
           <w:szCs w:val="19"/>
         </w:rPr>
-        <w:t xml:space="preserve">Acción: El responsable de seguridad debe confirmar la valoración de las dimensiones.</w:t>
+        <w:t xml:space="preserve">Acción: Valorar el nivel (bajo, medio o alto) de cada dimensión de seguridad afectada.</w:t>
       </w:r>
     </w:p>
     <w:p>
@@ -2611,9 +2628,9 @@
         <w:rPr>
           <w:b/>
           <w:bCs/>
-          <w:color w:val="2563EB"/>
-        </w:rPr>
-        <w:t xml:space="preserve">DECLARADO (sin verificar)</w:t>
+          <w:color w:val="D97706"/>
+        </w:rPr>
+        <w:t xml:space="preserve">PENDIENTE</w:t>
       </w:r>
     </w:p>
     <w:p>
@@ -2638,7 +2655,7 @@
           <w:sz w:val="19"/>
           <w:szCs w:val="19"/>
         </w:rPr>
-        <w:t xml:space="preserve">Declarado registro de actividad con conservación de 24 meses. No se ha comprobado su existencia ni su contenido.</w:t>
+        <w:t xml:space="preserve">Declarado que no existe registro de actividad.</w:t>
       </w:r>
     </w:p>
     <w:p>
@@ -2652,7 +2669,7 @@
           <w:sz w:val="19"/>
           <w:szCs w:val="19"/>
         </w:rPr>
-        <w:t xml:space="preserve">Acción: Aportar evidencia del registro (usuario, fecha y hora, objeto, tipo y resultado del evento) y de su política de conservación.</w:t>
+        <w:t xml:space="preserve">Acción: Activar el registro de peticiones y respuestas con conservación definida en la documentación de seguridad.</w:t>
       </w:r>
     </w:p>
     <w:p>
@@ -2933,7 +2950,7 @@
           <w:sz w:val="19"/>
           <w:szCs w:val="19"/>
         </w:rPr>
-        <w:t xml:space="preserve">Declarado que un empleado público interviene de forma directa. Funcionamiento descrito: El personal técnico revisa cada ficha y su cita textual antes de usarla; la aplicación no tramita ni resuelve.. No se ha verificado.</w:t>
+        <w:t xml:space="preserve">Declarado que un empleado público interviene de forma directa. Funcionamiento descrito: El personal técnico revisa cada ficha antes de usarla; la aplicación no tramita ni resuelve.. No se ha verificado.</w:t>
       </w:r>
     </w:p>
     <w:p>
@@ -3072,7 +3089,7 @@
           <w:sz w:val="20"/>
           <w:szCs w:val="20"/>
         </w:rPr>
-        <w:t xml:space="preserve">Huella SHA-256 de las entradas (ingesta y entrevista): 04903c48a09f2e6353302efe771b7400a1dfffaf075f3357d4a32c8618875f17 (permite comprobar que dos documentos parten de las mismas entradas; no acredita la integridad del documento)</w:t>
+        <w:t xml:space="preserve">Huella SHA-256 de las entradas (ingesta y entrevista): 32fc18b517a8d79864c0cd2e6a1809d42bd387c0a0aca63ad74881377d07ff99 (permite comprobar que dos documentos parten de las mismas entradas; no acredita la integridad del documento)</w:t>
       </w:r>
     </w:p>
     <w:p>
@@ -3089,7 +3106,7 @@
           <w:sz w:val="20"/>
           <w:szCs w:val="20"/>
         </w:rPr>
-        <w:t xml:space="preserve">Fecha de generación: 2026-10-12T23:22:50.441Z</w:t>
+        <w:t xml:space="preserve">Fecha de generación: 2026-10-13T06:20:22.810Z</w:t>
       </w:r>
     </w:p>
     <w:p>

--- a/Resultados prueba app analizador ayudas/Expediente_Analizador_Ayudas.docx
+++ b/Resultados prueba app analizador ayudas/Expediente_Analizador_Ayudas.docx
@@ -128,7 +128,7 @@
                 <w:sz w:val="18"/>
                 <w:szCs w:val="18"/>
               </w:rPr>
-              <w:t xml:space="preserve">EXP-IA-2026-3442</w:t>
+              <w:t xml:space="preserve">EXP-IA-2026-2823</w:t>
             </w:r>
           </w:p>
         </w:tc>
@@ -517,7 +517,7 @@
                 <w:sz w:val="16"/>
                 <w:szCs w:val="16"/>
               </w:rPr>
-              <w:t xml:space="preserve">El presente informe técnico ha sido generado mediante una herramienta automatizada de diagnóstico (motor v2.2.0) a partir de lo declarado por el promotor. No es un acto administrativo ni acredita el cumplimiento: la calificación definitiva y la asunción de riesgos corresponden al órgano competente, con la revisión expresa del DPD y del Responsable de Seguridad.</w:t>
+              <w:t xml:space="preserve">El presente informe técnico ha sido generado mediante una herramienta automatizada de diagnóstico (motor v2.2.1) a partir de lo declarado por el promotor. No es un acto administrativo ni acredita el cumplimiento: la calificación definitiva y la asunción de riesgos corresponden al órgano competente, con la revisión expresa del DPD y del Responsable de Seguridad.</w:t>
             </w:r>
           </w:p>
         </w:tc>
@@ -2161,7 +2161,7 @@
         <w:spacing w:after="200"/>
       </w:pPr>
       <w:r>
-        <w:t xml:space="preserve">Deslinde con el Artículo 41 de la Ley 40/2015: el promotor declara que un empleado público interviene de forma directa en cada actuación, por lo que no habría actuación administrativa automatizada. Esta afirmación no se ha verificado y debe contrastarse con el funcionamiento real del procedimiento.</w:t>
+        <w:t xml:space="preserve">Deslinde con el Artículo 41 de la Ley 40/2015: El promotor declara que un empleado público interviene de forma directa en cada actuación, por lo que no habría actuación administrativa automatizada. Esta afirmación no se ha verificado y debe contrastarse con el funcionamiento real del procedimiento.</w:t>
       </w:r>
     </w:p>
     <w:p>
@@ -2950,7 +2950,7 @@
           <w:sz w:val="19"/>
           <w:szCs w:val="19"/>
         </w:rPr>
-        <w:t xml:space="preserve">Declarado que un empleado público interviene de forma directa. Funcionamiento descrito: El personal técnico revisa cada ficha antes de usarla; la aplicación no tramita ni resuelve.. No se ha verificado.</w:t>
+        <w:t xml:space="preserve">Declarado que un empleado público interviene de forma directa. Funcionamiento descrito: El personal técnico revisa cada ficha antes de usarla; la aplicación no tramita ni resuelve. No se ha verificado.</w:t>
       </w:r>
     </w:p>
     <w:p>
@@ -3072,7 +3072,7 @@
           <w:sz w:val="20"/>
           <w:szCs w:val="20"/>
         </w:rPr>
-        <w:t xml:space="preserve">Versión del motor: 2.2.0</w:t>
+        <w:t xml:space="preserve">Versión del motor: 2.2.1</w:t>
       </w:r>
     </w:p>
     <w:p>
@@ -3106,7 +3106,7 @@
           <w:sz w:val="20"/>
           <w:szCs w:val="20"/>
         </w:rPr>
-        <w:t xml:space="preserve">Fecha de generación: 2026-10-13T06:20:22.810Z</w:t>
+        <w:t xml:space="preserve">Fecha de generación: 2026-10-13T14:42:43.186Z</w:t>
       </w:r>
     </w:p>
     <w:p>
